--- a/july_2026/oxford_verb_analysis_output/oxford_analysis_summary.docx
+++ b/july_2026/oxford_verb_analysis_output/oxford_analysis_summary.docx
@@ -20,7 +20,7 @@
     </w:p>
     <w:p>
       <w:r>
-        <w:t>Total exceptions found: 3316</w:t>
+        <w:t>Total exceptions found: 3314</w:t>
       </w:r>
     </w:p>
     <w:p>
@@ -78,7 +78,7 @@
     </w:p>
     <w:p>
       <w:r>
-        <w:t>HF_gui_complete.csv: 149 exceptions</w:t>
+        <w:t>HF_gui_complete.csv: 148 exceptions</w:t>
       </w:r>
     </w:p>
     <w:p>
@@ -218,7 +218,7 @@
     </w:p>
     <w:p>
       <w:r>
-        <w:t>TC3_gui_complete.csv: 184 exceptions</w:t>
+        <w:t>TC3_gui_complete.csv: 183 exceptions</w:t>
       </w:r>
     </w:p>
     <w:p>
